--- a/Section 5/Development principles of Cloud Native Applications.docx
+++ b/Section 5/Development principles of Cloud Native Applications.docx
@@ -92,11 +92,15 @@
     <w:p>
       <w:pPr>
         <w:rPr>
-          <w:lang w:val="en-GB"/>
-        </w:rPr>
-      </w:pPr>
-      <w:r>
-        <w:rPr>
+          <w:b/>
+          <w:bCs/>
+          <w:lang w:val="en-GB"/>
+        </w:rPr>
+      </w:pPr>
+      <w:r>
+        <w:rPr>
+          <w:b/>
+          <w:bCs/>
           <w:lang w:val="en-GB"/>
         </w:rPr>
         <w:t>Now it is 15 factor methodology.</w:t>
@@ -234,6 +238,12 @@
         </w:rPr>
         <w:t>, maven reads the pom.xml, check if jar is in local repo, if not download from central repo (remote), download, put in local repo, copy the jar then into target folder</w:t>
       </w:r>
+      <w:r>
+        <w:rPr>
+          <w:lang w:val="en-GB"/>
+        </w:rPr>
+        <w:t>, .m2 is inside my C:Users:talhaatitf then there will be .m2 folder having wrappers and repository folders inside it as child and then further all dependencies being downloaded from maven central repo there</w:t>
+      </w:r>
     </w:p>
     <w:p>
       <w:pPr>
@@ -546,20 +556,20 @@
         <w:rPr>
           <w:lang w:val="en-GB"/>
         </w:rPr>
-        <w:t xml:space="preserve"> Application should expose his services by port binding. </w:t>
-      </w:r>
-      <w:r>
-        <w:rPr>
-          <w:lang w:val="en-GB"/>
-        </w:rPr>
-        <w:t xml:space="preserve">For instance, a web application binds its HTTP services to a specific </w:t>
+        <w:t xml:space="preserve"> Application should expose his services by </w:t>
       </w:r>
       <w:r>
         <w:rPr>
           <w:lang w:val="en-GB"/>
         </w:rPr>
         <w:lastRenderedPageBreak/>
-        <w:t>port and can potentially serve as a backing service for another application.</w:t>
+        <w:t xml:space="preserve">port binding. </w:t>
+      </w:r>
+      <w:r>
+        <w:rPr>
+          <w:lang w:val="en-GB"/>
+        </w:rPr>
+        <w:t>For instance, a web application binds its HTTP services to a specific port and can potentially serve as a backing service for another application.</w:t>
       </w:r>
       <w:r>
         <w:rPr>
